--- a/research/Message_Ubayet_Hossain_2026-08-29.docx
+++ b/research/Message_Ubayet_Hossain_2026-08-29.docx
@@ -37,16 +37,16 @@
         <w:rPr>
           <w:b/>
         </w:rPr>
-        <w:t xml:space="preserve">Contains:</w:t>
-      </w:r>
-      <w:r>
-        <w:t xml:space="preserve"> honor link H-2026-38, key </w:t>
+        <w:t xml:space="preserve">Attachment:</w:t>
+      </w:r>
+      <w:r>
+        <w:t xml:space="preserve"> </w:t>
       </w:r>
       <w:r>
         <w:rPr>
           <w:rFonts w:ascii="Consolas" w:hAnsi="Consolas"/>
         </w:rPr>
-        <w:t xml:space="preserve">b3874haudg</w:t>
+        <w:t xml:space="preserve">JRS_Honor_Certificate_Ubayet_Hossain.pdf</w:t>
       </w:r>
     </w:p>
     <w:p>
@@ -86,7 +86,7 @@
         <w:t xml:space="preserve">Ubayet Hossain, FRM, Independent Financial Risk &amp; Model Validation Professional</w:t>
       </w:r>
       <w:r>
-        <w:t xml:space="preserve">, with no employer named, on the manuscript and everywhere else your name appears in the programme. Your FRM stays, since that is yours rather than anyone's job title. You were right that it is the correct framing for a personal-capacity contribution, and it should have been that way from the start.</w:t>
+        <w:t xml:space="preserve">, with no employer named, on the detection manuscript and everywhere else your name appears in the programme. That includes the Business Ethics paper, where the same methodology attribution carried the old line. Your FRM stays, since that is yours rather than anyone's job title. You were right that it is the correct framing for a personal-capacity contribution, and it should have been that way from the start.</w:t>
       </w:r>
     </w:p>
     <w:p>
@@ -102,51 +102,34 @@
         <w:spacing w:after="140"/>
       </w:pPr>
       <w:r>
-        <w:t xml:space="preserve">One thing I would like you to have, and it is not a request for anything.</w:t>
-      </w:r>
-    </w:p>
-    <w:p>
-      <w:pPr>
-        <w:spacing w:after="140"/>
-      </w:pPr>
-      <w:r>
-        <w:t xml:space="preserve">There is a recognition attached to this programme called the Global Governance and Transparency Honor. Yours is </w:t>
-      </w:r>
-      <w:r>
-        <w:rPr>
-          <w:b/>
-        </w:rPr>
-        <w:t xml:space="preserve">H-2026-38</w:t>
-      </w:r>
-      <w:r>
-        <w:t xml:space="preserve">, and it is issued for the methodology rather than for a completed review:</w:t>
-      </w:r>
-    </w:p>
-    <w:p>
-      <w:pPr>
-        <w:spacing w:after="140"/>
-      </w:pPr>
-      <w:r>
-        <w:rPr>
-          <w:b/>
-        </w:rPr>
-        <w:t xml:space="preserve">https://www.jrsstandard.com/honor.html?k=b3874haudg</w:t>
-      </w:r>
-    </w:p>
-    <w:p>
-      <w:pPr>
-        <w:spacing w:after="140"/>
-      </w:pPr>
-      <w:r>
-        <w:t xml:space="preserve">The citation reads, in part, that it recognises designing the validation methodology on which this programme rests: the reference-panel design, the chance-corrected reliability framework, and the acceptance thresholds fixed in advance of any analysis. That work decided what the study would accept as evidence before it knew what the evidence would say.</w:t>
-      </w:r>
-    </w:p>
-    <w:p>
-      <w:pPr>
-        <w:spacing w:after="140"/>
-      </w:pPr>
-      <w:r>
-        <w:t xml:space="preserve">The link takes about a minute. It asks how you want your name and title printed and whether you are willing to be named publicly. Declining any part of it is a perfectly good answer and changes nothing about the paper or the credit in it. The link is yours alone, so there is nothing to log in to.</w:t>
+        <w:t xml:space="preserve">One more thing, and it asks nothing of you.</w:t>
+      </w:r>
+    </w:p>
+    <w:p>
+      <w:pPr>
+        <w:spacing w:after="140"/>
+      </w:pPr>
+      <w:r>
+        <w:t xml:space="preserve">Attached is your certificate for the Global Governance and Transparency Honor, H-2026-38. It is issued for the methodology rather than for a completed review, and the citation reads:</w:t>
+      </w:r>
+    </w:p>
+    <w:p>
+      <w:pPr>
+        <w:spacing w:after="140"/>
+      </w:pPr>
+      <w:r>
+        <w:rPr>
+          <w:i/>
+        </w:rPr>
+        <w:t xml:space="preserve">In recognition of designing the validation methodology on which this programme rests: the reference-panel design, the chance-corrected reliability framework, and the acceptance thresholds fixed in advance of any analysis. That work decided what the study would accept as evidence before it knew what the evidence would say, which is the part of a validation that has to be settled first and is hardest to add afterwards.</w:t>
+      </w:r>
+    </w:p>
+    <w:p>
+      <w:pPr>
+        <w:spacing w:after="140"/>
+      </w:pPr>
+      <w:r>
+        <w:t xml:space="preserve">The certificate carries your name and no employer, consistent with what you asked for. Use it however you like, or not at all.</w:t>
       </w:r>
     </w:p>
     <w:p>

--- a/research/Message_Ubayet_Hossain_2026-08-29.docx
+++ b/research/Message_Ubayet_Hossain_2026-08-29.docx
@@ -69,48 +69,55 @@
         <w:spacing w:after="140"/>
       </w:pPr>
       <w:r>
-        <w:t xml:space="preserve">Thank you. Coming from the person who designed the reliability framework, "the methodological framing and statistical rigor are spot on" is the sign-off that mattered most, and I am glad the treatment of the limitations reads right to you as well. Those were the hardest paragraphs to get honest, and you are the reason the acceptance floors were fixed before anyone looked at the data.</w:t>
-      </w:r>
-    </w:p>
-    <w:p>
-      <w:pPr>
-        <w:spacing w:after="140"/>
-      </w:pPr>
-      <w:r>
-        <w:t xml:space="preserve">The affiliation change is already done. You are now listed as </w:t>
-      </w:r>
-      <w:r>
-        <w:rPr>
-          <w:b/>
-        </w:rPr>
-        <w:t xml:space="preserve">Ubayet Hossain, FRM, Independent Financial Risk &amp; Model Validation Professional</w:t>
-      </w:r>
-      <w:r>
-        <w:t xml:space="preserve">, with no employer named, on the detection manuscript and everywhere else your name appears in the programme. That includes the Business Ethics paper, where the same methodology attribution carried the old line. Your FRM stays, since that is yours rather than anyone's job title. You were right that it is the correct framing for a personal-capacity contribution, and it should have been that way from the start.</w:t>
-      </w:r>
-    </w:p>
-    <w:p>
-      <w:pPr>
-        <w:spacing w:after="140"/>
-      </w:pPr>
-      <w:r>
-        <w:t xml:space="preserve">You have my word on the tagging. When the paper is submitted and again if it is accepted, you will be tagged in the announcement before it goes anywhere else.</w:t>
-      </w:r>
-    </w:p>
-    <w:p>
-      <w:pPr>
-        <w:spacing w:after="140"/>
-      </w:pPr>
-      <w:r>
-        <w:t xml:space="preserve">One more thing, and it asks nothing of you.</w:t>
-      </w:r>
-    </w:p>
-    <w:p>
-      <w:pPr>
-        <w:spacing w:after="140"/>
-      </w:pPr>
-      <w:r>
-        <w:t xml:space="preserve">Attached is your certificate for the Global Governance and Transparency Honor, H-2026-38. It is issued for the methodology rather than for a completed review, and the citation reads:</w:t>
+        <w:t xml:space="preserve">Thank you. Honestly, yours was the read I was most nervous about, because you built the thing I was reporting on. Hearing that the framing and the rigor hold up, and that the limitations section reads right, means a great deal.</w:t>
+      </w:r>
+    </w:p>
+    <w:p>
+      <w:pPr>
+        <w:spacing w:after="140"/>
+      </w:pPr>
+      <w:r>
+        <w:t xml:space="preserve">The limitations were the hardest part to write. Every draft wanted to soften something. What kept me honest was knowing the floors were set before any of us saw the data, and that was your doing.</w:t>
+      </w:r>
+    </w:p>
+    <w:p>
+      <w:pPr>
+        <w:spacing w:after="140"/>
+      </w:pPr>
+      <w:r>
+        <w:t xml:space="preserve">Your affiliation is already updated. You are now listed as Ubayet Hossain, FRM, Independent Financial Risk &amp; Model Validation Professional, with no employer named. That covers the detection manuscript and everywhere else your name appears, including the Business Ethics paper, which carried the old line in the same methodology credit and which you had not seen. The FRM stays, because that one is yours.</w:t>
+      </w:r>
+    </w:p>
+    <w:p>
+      <w:pPr>
+        <w:spacing w:after="140"/>
+      </w:pPr>
+      <w:r>
+        <w:t xml:space="preserve">You were right about the framing, and it should have been that way from the beginning.</w:t>
+      </w:r>
+    </w:p>
+    <w:p>
+      <w:pPr>
+        <w:spacing w:after="140"/>
+      </w:pPr>
+      <w:r>
+        <w:t xml:space="preserve">On tagging: you have my word. When it goes out for submission, and again if it is accepted, you get tagged before the post goes anywhere else.</w:t>
+      </w:r>
+    </w:p>
+    <w:p>
+      <w:pPr>
+        <w:spacing w:after="140"/>
+      </w:pPr>
+      <w:r>
+        <w:t xml:space="preserve">One last thing, and I am not asking you for anything.</w:t>
+      </w:r>
+    </w:p>
+    <w:p>
+      <w:pPr>
+        <w:spacing w:after="140"/>
+      </w:pPr>
+      <w:r>
+        <w:t xml:space="preserve">I have attached your certificate for the Global Governance and Transparency Honor. It is the only one in the programme given for a methodology rather than a completed review. The citation reads:</w:t>
       </w:r>
     </w:p>
     <w:p>
@@ -121,23 +128,23 @@
         <w:rPr>
           <w:i/>
         </w:rPr>
-        <w:t xml:space="preserve">In recognition of designing the validation methodology on which this programme rests: the reference-panel design, the chance-corrected reliability framework, and the acceptance thresholds fixed in advance of any analysis. That work decided what the study would accept as evidence before it knew what the evidence would say, which is the part of a validation that has to be settled first and is hardest to add afterwards.</w:t>
-      </w:r>
-    </w:p>
-    <w:p>
-      <w:pPr>
-        <w:spacing w:after="140"/>
-      </w:pPr>
-      <w:r>
-        <w:t xml:space="preserve">The certificate carries your name and no employer, consistent with what you asked for. Use it however you like, or not at all.</w:t>
-      </w:r>
-    </w:p>
-    <w:p>
-      <w:pPr>
-        <w:spacing w:after="140"/>
-      </w:pPr>
-      <w:r>
-        <w:t xml:space="preserve">Thank you for the care you have given this. The study is stronger for it, and so is the standard.</w:t>
+        <w:t xml:space="preserve">In recognition of designing the validation methodology on which this programme rests: the reference-panel design, the chance-corrected reliability framework, and the acceptance thresholds fixed in advance of any analysis. That work decided what the study would accept as evidence before it knew what the evidence would say, which is the part of a validation that has to be settled first and is hardest to add afterwards. He is the author of that methodology and a co-author of the paper that reports it.</w:t>
+      </w:r>
+    </w:p>
+    <w:p>
+      <w:pPr>
+        <w:spacing w:after="140"/>
+      </w:pPr>
+      <w:r>
+        <w:t xml:space="preserve">It names you and no employer, in keeping with what you asked for. I wrote that wording rather than asking you for it, so if any of it lands wrong, tell me and I will reissue it however you would put it.</w:t>
+      </w:r>
+    </w:p>
+    <w:p>
+      <w:pPr>
+        <w:spacing w:after="140"/>
+      </w:pPr>
+      <w:r>
+        <w:t xml:space="preserve">Thank you for the care you have put into this. The study is better for it, and so is the standard.</w:t>
       </w:r>
     </w:p>
     <w:p>
